--- a/rus/docx/56.content.docx
+++ b/rus/docx/56.content.docx
@@ -2077,7 +2077,6 @@
       </w:r>
       <w:r>
         <w:rPr>
-          <w:b/>
           <w:lang w:val="ru_RU" w:bidi="ru_RU"/>
         </w:rPr>
         <w:t>Христос</w:t>
@@ -2144,7 +2143,6 @@
       </w:r>
       <w:r>
         <w:rPr>
-          <w:b/>
           <w:lang w:val="ru_RU" w:bidi="ru_RU"/>
         </w:rPr>
         <w:t>вере</w:t>
@@ -2647,7 +2645,6 @@
       </w:r>
       <w:r>
         <w:rPr>
-          <w:b/>
           <w:lang w:val="ru_RU" w:bidi="ru_RU"/>
         </w:rPr>
         <w:t>вера</w:t>
@@ -7299,7 +7296,6 @@
       </w:r>
       <w:r>
         <w:rPr>
-          <w:b/>
           <w:lang w:val="ru_RU" w:bidi="ru_RU"/>
         </w:rPr>
         <w:t>пророк</w:t>
@@ -7459,7 +7455,6 @@
       </w:r>
       <w:r>
         <w:rPr>
-          <w:b/>
           <w:lang w:val="ru_RU" w:bidi="ru_RU"/>
         </w:rPr>
         <w:t>вера</w:t>
@@ -10040,7 +10035,6 @@
       </w:r>
       <w:r>
         <w:rPr>
-          <w:b/>
           <w:lang w:val="ru_RU" w:bidi="ru_RU"/>
         </w:rPr>
         <w:t>вера</w:t>
@@ -12420,7 +12414,6 @@
       </w:r>
       <w:r>
         <w:rPr>
-          <w:b/>
           <w:lang w:val="ru_RU" w:bidi="ru_RU"/>
         </w:rPr>
         <w:t>Христос</w:t>
@@ -15323,7 +15316,6 @@
       </w:r>
       <w:r>
         <w:rPr>
-          <w:b/>
           <w:lang w:val="ru_RU" w:bidi="ru_RU"/>
         </w:rPr>
         <w:t>Святом Духе</w:t>
@@ -15363,7 +15355,6 @@
       </w:r>
       <w:r>
         <w:rPr>
-          <w:b/>
           <w:lang w:val="ru_RU" w:bidi="ru_RU"/>
         </w:rPr>
         <w:t>Христе</w:t>
@@ -15615,7 +15606,6 @@
       </w:r>
       <w:r>
         <w:rPr>
-          <w:b/>
           <w:lang w:val="ru_RU" w:bidi="ru_RU"/>
         </w:rPr>
         <w:t>вера</w:t>
@@ -15708,7 +15698,6 @@
       </w:r>
       <w:r>
         <w:rPr>
-          <w:b/>
           <w:lang w:val="ru_RU" w:bidi="ru_RU"/>
         </w:rPr>
         <w:t>законе</w:t>
@@ -15788,7 +15777,6 @@
       </w:r>
       <w:r>
         <w:rPr>
-          <w:b/>
           <w:lang w:val="ru_RU" w:bidi="ru_RU"/>
         </w:rPr>
         <w:t>грех</w:t>
@@ -17768,7 +17756,6 @@
       </w:r>
       <w:r>
         <w:rPr>
-          <w:b/>
           <w:lang w:val="ru_RU" w:bidi="ru_RU"/>
         </w:rPr>
         <w:t>вера</w:t>
